--- a/4. RESULTADOS/Resultados_mecanismos/T02_segundo_eslabon_empleo.docx
+++ b/4. RESULTADOS/Resultados_mecanismos/T02_segundo_eslabon_empleo.docx
@@ -822,7 +822,7 @@
                 <w:szCs w:val="22"/>
                 <w:color w:val="000000"/>
               </w:rPr>
-              <w:t xml:space="preserve">76.163</w:t>
+              <w:t xml:space="preserve">-103.512</w:t>
             </w:r>
           </w:p>
         </w:tc>
@@ -877,7 +877,7 @@
                 <w:szCs w:val="22"/>
                 <w:color w:val="000000"/>
               </w:rPr>
-              <w:t xml:space="preserve">-182.367</w:t>
+              <w:t xml:space="preserve">-378.571</w:t>
             </w:r>
           </w:p>
         </w:tc>
@@ -932,7 +932,7 @@
                 <w:szCs w:val="22"/>
                 <w:color w:val="000000"/>
               </w:rPr>
-              <w:t xml:space="preserve">334.694</w:t>
+              <w:t xml:space="preserve">171.547</w:t>
             </w:r>
           </w:p>
         </w:tc>
@@ -987,7 +987,7 @@
                 <w:szCs w:val="22"/>
                 <w:color w:val="000000"/>
               </w:rPr>
-              <w:t xml:space="preserve">0.564</w:t>
+              <w:t xml:space="preserve">0.461</w:t>
             </w:r>
           </w:p>
         </w:tc>
@@ -1097,7 +1097,7 @@
                 <w:szCs w:val="22"/>
                 <w:color w:val="000000"/>
               </w:rPr>
-              <w:t xml:space="preserve">0.047</w:t>
+              <w:t xml:space="preserve">0.917</w:t>
             </w:r>
           </w:p>
         </w:tc>
@@ -1152,7 +1152,7 @@
                 <w:szCs w:val="22"/>
                 <w:color w:val="000000"/>
               </w:rPr>
-              <w:t xml:space="preserve">44,627</w:t>
+              <w:t xml:space="preserve">44,630</w:t>
             </w:r>
           </w:p>
         </w:tc>
@@ -1377,7 +1377,7 @@
                 <w:szCs w:val="22"/>
                 <w:color w:val="000000"/>
               </w:rPr>
-              <w:t xml:space="preserve">126.588</w:t>
+              <w:t xml:space="preserve">-117.185</w:t>
             </w:r>
           </w:p>
         </w:tc>
@@ -1432,7 +1432,7 @@
                 <w:szCs w:val="22"/>
                 <w:color w:val="000000"/>
               </w:rPr>
-              <w:t xml:space="preserve">-160.460</w:t>
+              <w:t xml:space="preserve">-426.246</w:t>
             </w:r>
           </w:p>
         </w:tc>
@@ -1487,7 +1487,7 @@
                 <w:szCs w:val="22"/>
                 <w:color w:val="000000"/>
               </w:rPr>
-              <w:t xml:space="preserve">413.636</w:t>
+              <w:t xml:space="preserve">191.876</w:t>
             </w:r>
           </w:p>
         </w:tc>
@@ -1542,7 +1542,7 @@
                 <w:szCs w:val="22"/>
                 <w:color w:val="000000"/>
               </w:rPr>
-              <w:t xml:space="preserve">0.387</w:t>
+              <w:t xml:space="preserve">0.457</w:t>
             </w:r>
           </w:p>
         </w:tc>
@@ -1652,7 +1652,7 @@
                 <w:szCs w:val="22"/>
                 <w:color w:val="000000"/>
               </w:rPr>
-              <w:t xml:space="preserve">0.047</w:t>
+              <w:t xml:space="preserve">0.917</w:t>
             </w:r>
           </w:p>
         </w:tc>
@@ -1707,7 +1707,7 @@
                 <w:szCs w:val="22"/>
                 <w:color w:val="000000"/>
               </w:rPr>
-              <w:t xml:space="preserve">44,627</w:t>
+              <w:t xml:space="preserve">44,630</w:t>
             </w:r>
           </w:p>
         </w:tc>
@@ -1932,7 +1932,7 @@
                 <w:szCs w:val="22"/>
                 <w:color w:val="000000"/>
               </w:rPr>
-              <w:t xml:space="preserve">-265.168</w:t>
+              <w:t xml:space="preserve">-172.736</w:t>
             </w:r>
           </w:p>
         </w:tc>
@@ -1987,7 +1987,7 @@
                 <w:szCs w:val="22"/>
                 <w:color w:val="000000"/>
               </w:rPr>
-              <w:t xml:space="preserve">-497.799</w:t>
+              <w:t xml:space="preserve">-435.751</w:t>
             </w:r>
           </w:p>
         </w:tc>
@@ -2042,7 +2042,7 @@
                 <w:szCs w:val="22"/>
                 <w:color w:val="000000"/>
               </w:rPr>
-              <w:t xml:space="preserve">-32.537</w:t>
+              <w:t xml:space="preserve">90.280</w:t>
             </w:r>
           </w:p>
         </w:tc>
@@ -2097,7 +2097,7 @@
                 <w:szCs w:val="22"/>
                 <w:color w:val="000000"/>
               </w:rPr>
-              <w:t xml:space="preserve">0.026</w:t>
+              <w:t xml:space="preserve">0.198</w:t>
             </w:r>
           </w:p>
         </w:tc>
@@ -2152,7 +2152,7 @@
                 <w:szCs w:val="22"/>
                 <w:color w:val="000000"/>
               </w:rPr>
-              <w:t xml:space="preserve">**</w:t>
+              <w:t xml:space="preserve"/>
             </w:r>
           </w:p>
         </w:tc>
@@ -2207,7 +2207,7 @@
                 <w:szCs w:val="22"/>
                 <w:color w:val="000000"/>
               </w:rPr>
-              <w:t xml:space="preserve">0.047</w:t>
+              <w:t xml:space="preserve">0.917</w:t>
             </w:r>
           </w:p>
         </w:tc>
@@ -2262,7 +2262,7 @@
                 <w:szCs w:val="22"/>
                 <w:color w:val="000000"/>
               </w:rPr>
-              <w:t xml:space="preserve">44,627</w:t>
+              <w:t xml:space="preserve">44,630</w:t>
             </w:r>
           </w:p>
         </w:tc>
@@ -2487,7 +2487,7 @@
                 <w:szCs w:val="22"/>
                 <w:color w:val="000000"/>
               </w:rPr>
-              <w:t xml:space="preserve">-9.844</w:t>
+              <w:t xml:space="preserve">-61.871</w:t>
             </w:r>
           </w:p>
         </w:tc>
@@ -2542,7 +2542,7 @@
                 <w:szCs w:val="22"/>
                 <w:color w:val="000000"/>
               </w:rPr>
-              <w:t xml:space="preserve">-137.485</w:t>
+              <w:t xml:space="preserve">-203.710</w:t>
             </w:r>
           </w:p>
         </w:tc>
@@ -2597,7 +2597,7 @@
                 <w:szCs w:val="22"/>
                 <w:color w:val="000000"/>
               </w:rPr>
-              <w:t xml:space="preserve">117.797</w:t>
+              <w:t xml:space="preserve">79.968</w:t>
             </w:r>
           </w:p>
         </w:tc>
@@ -2652,7 +2652,7 @@
                 <w:szCs w:val="22"/>
                 <w:color w:val="000000"/>
               </w:rPr>
-              <w:t xml:space="preserve">0.880</w:t>
+              <w:t xml:space="preserve">0.393</w:t>
             </w:r>
           </w:p>
         </w:tc>
@@ -2762,7 +2762,7 @@
                 <w:szCs w:val="22"/>
                 <w:color w:val="000000"/>
               </w:rPr>
-              <w:t xml:space="preserve">0.193</w:t>
+              <w:t xml:space="preserve">0.015</w:t>
             </w:r>
           </w:p>
         </w:tc>
@@ -2817,7 +2817,7 @@
                 <w:szCs w:val="22"/>
                 <w:color w:val="000000"/>
               </w:rPr>
-              <w:t xml:space="preserve">54,013</w:t>
+              <w:t xml:space="preserve">54,014</w:t>
             </w:r>
           </w:p>
         </w:tc>
@@ -3042,7 +3042,7 @@
                 <w:szCs w:val="22"/>
                 <w:color w:val="000000"/>
               </w:rPr>
-              <w:t xml:space="preserve">-45.634</w:t>
+              <w:t xml:space="preserve">-127.900</w:t>
             </w:r>
           </w:p>
         </w:tc>
@@ -3097,7 +3097,7 @@
                 <w:szCs w:val="22"/>
                 <w:color w:val="000000"/>
               </w:rPr>
-              <w:t xml:space="preserve">-198.866</w:t>
+              <w:t xml:space="preserve">-295.708</w:t>
             </w:r>
           </w:p>
         </w:tc>
@@ -3152,7 +3152,7 @@
                 <w:szCs w:val="22"/>
                 <w:color w:val="000000"/>
               </w:rPr>
-              <w:t xml:space="preserve">107.598</w:t>
+              <w:t xml:space="preserve">39.908</w:t>
             </w:r>
           </w:p>
         </w:tc>
@@ -3207,7 +3207,7 @@
                 <w:szCs w:val="22"/>
                 <w:color w:val="000000"/>
               </w:rPr>
-              <w:t xml:space="preserve">0.559</w:t>
+              <w:t xml:space="preserve">0.135</w:t>
             </w:r>
           </w:p>
         </w:tc>
@@ -3317,7 +3317,7 @@
                 <w:szCs w:val="22"/>
                 <w:color w:val="000000"/>
               </w:rPr>
-              <w:t xml:space="preserve">0.193</w:t>
+              <w:t xml:space="preserve">0.015</w:t>
             </w:r>
           </w:p>
         </w:tc>
@@ -3372,7 +3372,7 @@
                 <w:szCs w:val="22"/>
                 <w:color w:val="000000"/>
               </w:rPr>
-              <w:t xml:space="preserve">54,013</w:t>
+              <w:t xml:space="preserve">54,014</w:t>
             </w:r>
           </w:p>
         </w:tc>
@@ -3597,7 +3597,7 @@
                 <w:szCs w:val="22"/>
                 <w:color w:val="000000"/>
               </w:rPr>
-              <w:t xml:space="preserve">124.364</w:t>
+              <w:t xml:space="preserve">193.079</w:t>
             </w:r>
           </w:p>
         </w:tc>
@@ -3652,7 +3652,7 @@
                 <w:szCs w:val="22"/>
                 <w:color w:val="000000"/>
               </w:rPr>
-              <w:t xml:space="preserve">-68.150</w:t>
+              <w:t xml:space="preserve">-26.938</w:t>
             </w:r>
           </w:p>
         </w:tc>
@@ -3707,7 +3707,7 @@
                 <w:szCs w:val="22"/>
                 <w:color w:val="000000"/>
               </w:rPr>
-              <w:t xml:space="preserve">316.878</w:t>
+              <w:t xml:space="preserve">413.097</w:t>
             </w:r>
           </w:p>
         </w:tc>
@@ -3762,7 +3762,7 @@
                 <w:szCs w:val="22"/>
                 <w:color w:val="000000"/>
               </w:rPr>
-              <w:t xml:space="preserve">0.206</w:t>
+              <w:t xml:space="preserve">0.085</w:t>
             </w:r>
           </w:p>
         </w:tc>
@@ -3817,7 +3817,7 @@
                 <w:szCs w:val="22"/>
                 <w:color w:val="000000"/>
               </w:rPr>
-              <w:t xml:space="preserve"/>
+              <w:t xml:space="preserve">*</w:t>
             </w:r>
           </w:p>
         </w:tc>
@@ -3872,7 +3872,7 @@
                 <w:szCs w:val="22"/>
                 <w:color w:val="000000"/>
               </w:rPr>
-              <w:t xml:space="preserve">0.193</w:t>
+              <w:t xml:space="preserve">0.015</w:t>
             </w:r>
           </w:p>
         </w:tc>
@@ -3927,7 +3927,7 @@
                 <w:szCs w:val="22"/>
                 <w:color w:val="000000"/>
               </w:rPr>
-              <w:t xml:space="preserve">54,013</w:t>
+              <w:t xml:space="preserve">54,014</w:t>
             </w:r>
           </w:p>
         </w:tc>
@@ -4152,7 +4152,7 @@
                 <w:szCs w:val="22"/>
                 <w:color w:val="000000"/>
               </w:rPr>
-              <w:t xml:space="preserve">55.521</w:t>
+              <w:t xml:space="preserve">-53.867</w:t>
             </w:r>
           </w:p>
         </w:tc>
@@ -4207,7 +4207,7 @@
                 <w:szCs w:val="22"/>
                 <w:color w:val="000000"/>
               </w:rPr>
-              <w:t xml:space="preserve">-136.185</w:t>
+              <w:t xml:space="preserve">-234.754</w:t>
             </w:r>
           </w:p>
         </w:tc>
@@ -4262,7 +4262,7 @@
                 <w:szCs w:val="22"/>
                 <w:color w:val="000000"/>
               </w:rPr>
-              <w:t xml:space="preserve">247.226</w:t>
+              <w:t xml:space="preserve">127.021</w:t>
             </w:r>
           </w:p>
         </w:tc>
@@ -4317,7 +4317,7 @@
                 <w:szCs w:val="22"/>
                 <w:color w:val="000000"/>
               </w:rPr>
-              <w:t xml:space="preserve">0.570</w:t>
+              <w:t xml:space="preserve">0.559</w:t>
             </w:r>
           </w:p>
         </w:tc>
@@ -4427,7 +4427,7 @@
                 <w:szCs w:val="22"/>
                 <w:color w:val="000000"/>
               </w:rPr>
-              <w:t xml:space="preserve">0.047</w:t>
+              <w:t xml:space="preserve">0.560</w:t>
             </w:r>
           </w:p>
         </w:tc>
@@ -4482,7 +4482,7 @@
                 <w:szCs w:val="22"/>
                 <w:color w:val="000000"/>
               </w:rPr>
-              <w:t xml:space="preserve">50,203</w:t>
+              <w:t xml:space="preserve">50,204</w:t>
             </w:r>
           </w:p>
         </w:tc>
@@ -4707,7 +4707,7 @@
                 <w:szCs w:val="22"/>
                 <w:color w:val="000000"/>
               </w:rPr>
-              <w:t xml:space="preserve">52.800</w:t>
+              <w:t xml:space="preserve">-123.988</w:t>
             </w:r>
           </w:p>
         </w:tc>
@@ -4762,7 +4762,7 @@
                 <w:szCs w:val="22"/>
                 <w:color w:val="000000"/>
               </w:rPr>
-              <w:t xml:space="preserve">-155.775</w:t>
+              <w:t xml:space="preserve">-326.246</w:t>
             </w:r>
           </w:p>
         </w:tc>
@@ -4817,7 +4817,7 @@
                 <w:szCs w:val="22"/>
                 <w:color w:val="000000"/>
               </w:rPr>
-              <w:t xml:space="preserve">261.376</w:t>
+              <w:t xml:space="preserve">78.269</w:t>
             </w:r>
           </w:p>
         </w:tc>
@@ -4872,7 +4872,7 @@
                 <w:szCs w:val="22"/>
                 <w:color w:val="000000"/>
               </w:rPr>
-              <w:t xml:space="preserve">0.620</w:t>
+              <w:t xml:space="preserve">0.230</w:t>
             </w:r>
           </w:p>
         </w:tc>
@@ -4982,7 +4982,7 @@
                 <w:szCs w:val="22"/>
                 <w:color w:val="000000"/>
               </w:rPr>
-              <w:t xml:space="preserve">0.047</w:t>
+              <w:t xml:space="preserve">0.560</w:t>
             </w:r>
           </w:p>
         </w:tc>
@@ -5037,7 +5037,7 @@
                 <w:szCs w:val="22"/>
                 <w:color w:val="000000"/>
               </w:rPr>
-              <w:t xml:space="preserve">50,203</w:t>
+              <w:t xml:space="preserve">50,204</w:t>
             </w:r>
           </w:p>
         </w:tc>
@@ -5262,7 +5262,7 @@
                 <w:szCs w:val="22"/>
                 <w:color w:val="000000"/>
               </w:rPr>
-              <w:t xml:space="preserve">-160.817</w:t>
+              <w:t xml:space="preserve">-7.911</w:t>
             </w:r>
           </w:p>
         </w:tc>
@@ -5317,7 +5317,7 @@
                 <w:szCs w:val="22"/>
                 <w:color w:val="000000"/>
               </w:rPr>
-              <w:t xml:space="preserve">-331.039</w:t>
+              <w:t xml:space="preserve">-198.353</w:t>
             </w:r>
           </w:p>
         </w:tc>
@@ -5372,7 +5372,7 @@
                 <w:szCs w:val="22"/>
                 <w:color w:val="000000"/>
               </w:rPr>
-              <w:t xml:space="preserve">9.406</w:t>
+              <w:t xml:space="preserve">182.530</w:t>
             </w:r>
           </w:p>
         </w:tc>
@@ -5427,7 +5427,7 @@
                 <w:szCs w:val="22"/>
                 <w:color w:val="000000"/>
               </w:rPr>
-              <w:t xml:space="preserve">0.064</w:t>
+              <w:t xml:space="preserve">0.935</w:t>
             </w:r>
           </w:p>
         </w:tc>
@@ -5482,7 +5482,7 @@
                 <w:szCs w:val="22"/>
                 <w:color w:val="000000"/>
               </w:rPr>
-              <w:t xml:space="preserve">*</w:t>
+              <w:t xml:space="preserve"/>
             </w:r>
           </w:p>
         </w:tc>
@@ -5537,7 +5537,7 @@
                 <w:szCs w:val="22"/>
                 <w:color w:val="000000"/>
               </w:rPr>
-              <w:t xml:space="preserve">0.047</w:t>
+              <w:t xml:space="preserve">0.560</w:t>
             </w:r>
           </w:p>
         </w:tc>
@@ -5592,7 +5592,7 @@
                 <w:szCs w:val="22"/>
                 <w:color w:val="000000"/>
               </w:rPr>
-              <w:t xml:space="preserve">50,203</w:t>
+              <w:t xml:space="preserve">50,204</w:t>
             </w:r>
           </w:p>
         </w:tc>
@@ -5817,7 +5817,7 @@
                 <w:szCs w:val="22"/>
                 <w:color w:val="000000"/>
               </w:rPr>
-              <w:t xml:space="preserve">49.050</w:t>
+              <w:t xml:space="preserve">-141.686</w:t>
             </w:r>
           </w:p>
         </w:tc>
@@ -5872,7 +5872,7 @@
                 <w:szCs w:val="22"/>
                 <w:color w:val="000000"/>
               </w:rPr>
-              <w:t xml:space="preserve">-145.771</w:t>
+              <w:t xml:space="preserve">-332.695</w:t>
             </w:r>
           </w:p>
         </w:tc>
@@ -5927,7 +5927,7 @@
                 <w:szCs w:val="22"/>
                 <w:color w:val="000000"/>
               </w:rPr>
-              <w:t xml:space="preserve">243.872</w:t>
+              <w:t xml:space="preserve">49.322</w:t>
             </w:r>
           </w:p>
         </w:tc>
@@ -5982,7 +5982,7 @@
                 <w:szCs w:val="22"/>
                 <w:color w:val="000000"/>
               </w:rPr>
-              <w:t xml:space="preserve">0.622</w:t>
+              <w:t xml:space="preserve">0.146</w:t>
             </w:r>
           </w:p>
         </w:tc>
@@ -6092,7 +6092,7 @@
                 <w:szCs w:val="22"/>
                 <w:color w:val="000000"/>
               </w:rPr>
-              <w:t xml:space="preserve">0.152</w:t>
+              <w:t xml:space="preserve">0.515</w:t>
             </w:r>
           </w:p>
         </w:tc>
@@ -6147,7 +6147,7 @@
                 <w:szCs w:val="22"/>
                 <w:color w:val="000000"/>
               </w:rPr>
-              <w:t xml:space="preserve">50,203</w:t>
+              <w:t xml:space="preserve">50,204</w:t>
             </w:r>
           </w:p>
         </w:tc>
@@ -6372,7 +6372,7 @@
                 <w:szCs w:val="22"/>
                 <w:color w:val="000000"/>
               </w:rPr>
-              <w:t xml:space="preserve">66.312</w:t>
+              <w:t xml:space="preserve">-200.101</w:t>
             </w:r>
           </w:p>
         </w:tc>
@@ -6427,7 +6427,7 @@
                 <w:szCs w:val="22"/>
                 <w:color w:val="000000"/>
               </w:rPr>
-              <w:t xml:space="preserve">-151.067</w:t>
+              <w:t xml:space="preserve">-418.379</w:t>
             </w:r>
           </w:p>
         </w:tc>
@@ -6482,7 +6482,7 @@
                 <w:szCs w:val="22"/>
                 <w:color w:val="000000"/>
               </w:rPr>
-              <w:t xml:space="preserve">283.691</w:t>
+              <w:t xml:space="preserve">18.176</w:t>
             </w:r>
           </w:p>
         </w:tc>
@@ -6537,7 +6537,7 @@
                 <w:szCs w:val="22"/>
                 <w:color w:val="000000"/>
               </w:rPr>
-              <w:t xml:space="preserve">0.550</w:t>
+              <w:t xml:space="preserve">0.072</w:t>
             </w:r>
           </w:p>
         </w:tc>
@@ -6592,7 +6592,7 @@
                 <w:szCs w:val="22"/>
                 <w:color w:val="000000"/>
               </w:rPr>
-              <w:t xml:space="preserve"/>
+              <w:t xml:space="preserve">*</w:t>
             </w:r>
           </w:p>
         </w:tc>
@@ -6647,7 +6647,7 @@
                 <w:szCs w:val="22"/>
                 <w:color w:val="000000"/>
               </w:rPr>
-              <w:t xml:space="preserve">0.152</w:t>
+              <w:t xml:space="preserve">0.515</w:t>
             </w:r>
           </w:p>
         </w:tc>
@@ -6702,7 +6702,7 @@
                 <w:szCs w:val="22"/>
                 <w:color w:val="000000"/>
               </w:rPr>
-              <w:t xml:space="preserve">50,203</w:t>
+              <w:t xml:space="preserve">50,204</w:t>
             </w:r>
           </w:p>
         </w:tc>
@@ -6927,7 +6927,7 @@
                 <w:szCs w:val="22"/>
                 <w:color w:val="000000"/>
               </w:rPr>
-              <w:t xml:space="preserve">-166.808</w:t>
+              <w:t xml:space="preserve">-41.827</w:t>
             </w:r>
           </w:p>
         </w:tc>
@@ -6982,7 +6982,7 @@
                 <w:szCs w:val="22"/>
                 <w:color w:val="000000"/>
               </w:rPr>
-              <w:t xml:space="preserve">-381.297</w:t>
+              <w:t xml:space="preserve">-283.842</w:t>
             </w:r>
           </w:p>
         </w:tc>
@@ -7037,7 +7037,7 @@
                 <w:szCs w:val="22"/>
                 <w:color w:val="000000"/>
               </w:rPr>
-              <w:t xml:space="preserve">47.681</w:t>
+              <w:t xml:space="preserve">200.187</w:t>
             </w:r>
           </w:p>
         </w:tc>
@@ -7092,7 +7092,7 @@
                 <w:szCs w:val="22"/>
                 <w:color w:val="000000"/>
               </w:rPr>
-              <w:t xml:space="preserve">0.127</w:t>
+              <w:t xml:space="preserve">0.735</w:t>
             </w:r>
           </w:p>
         </w:tc>
@@ -7202,7 +7202,7 @@
                 <w:szCs w:val="22"/>
                 <w:color w:val="000000"/>
               </w:rPr>
-              <w:t xml:space="preserve">0.152</w:t>
+              <w:t xml:space="preserve">0.515</w:t>
             </w:r>
           </w:p>
         </w:tc>
@@ -7257,7 +7257,7 @@
                 <w:szCs w:val="22"/>
                 <w:color w:val="000000"/>
               </w:rPr>
-              <w:t xml:space="preserve">50,203</w:t>
+              <w:t xml:space="preserve">50,204</w:t>
             </w:r>
           </w:p>
         </w:tc>
@@ -7482,7 +7482,7 @@
                 <w:szCs w:val="22"/>
                 <w:color w:val="000000"/>
               </w:rPr>
-              <w:t xml:space="preserve">-160.813</w:t>
+              <w:t xml:space="preserve">-350.403</w:t>
             </w:r>
           </w:p>
         </w:tc>
@@ -7537,7 +7537,7 @@
                 <w:szCs w:val="22"/>
                 <w:color w:val="000000"/>
               </w:rPr>
-              <w:t xml:space="preserve">-325.199</w:t>
+              <w:t xml:space="preserve">-545.002</w:t>
             </w:r>
           </w:p>
         </w:tc>
@@ -7592,7 +7592,7 @@
                 <w:szCs w:val="22"/>
                 <w:color w:val="000000"/>
               </w:rPr>
-              <w:t xml:space="preserve">3.572</w:t>
+              <w:t xml:space="preserve">-155.805</w:t>
             </w:r>
           </w:p>
         </w:tc>
@@ -7647,7 +7647,7 @@
                 <w:szCs w:val="22"/>
                 <w:color w:val="000000"/>
               </w:rPr>
-              <w:t xml:space="preserve">0.055</w:t>
+              <w:t xml:space="preserve">0.000</w:t>
             </w:r>
           </w:p>
         </w:tc>
@@ -7702,7 +7702,7 @@
                 <w:szCs w:val="22"/>
                 <w:color w:val="000000"/>
               </w:rPr>
-              <w:t xml:space="preserve">*</w:t>
+              <w:t xml:space="preserve">***</w:t>
             </w:r>
           </w:p>
         </w:tc>
@@ -7757,7 +7757,7 @@
                 <w:szCs w:val="22"/>
                 <w:color w:val="000000"/>
               </w:rPr>
-              <w:t xml:space="preserve">0.681</w:t>
+              <w:t xml:space="preserve">0.104</w:t>
             </w:r>
           </w:p>
         </w:tc>
@@ -7812,7 +7812,7 @@
                 <w:szCs w:val="22"/>
                 <w:color w:val="000000"/>
               </w:rPr>
-              <w:t xml:space="preserve">53,997</w:t>
+              <w:t xml:space="preserve">53,998</w:t>
             </w:r>
           </w:p>
         </w:tc>
@@ -8037,7 +8037,7 @@
                 <w:szCs w:val="22"/>
                 <w:color w:val="000000"/>
               </w:rPr>
-              <w:t xml:space="preserve">-176.289</w:t>
+              <w:t xml:space="preserve">-454.460</w:t>
             </w:r>
           </w:p>
         </w:tc>
@@ -8092,7 +8092,7 @@
                 <w:szCs w:val="22"/>
                 <w:color w:val="000000"/>
               </w:rPr>
-              <w:t xml:space="preserve">-369.363</w:t>
+              <w:t xml:space="preserve">-677.337</w:t>
             </w:r>
           </w:p>
         </w:tc>
@@ -8147,7 +8147,7 @@
                 <w:szCs w:val="22"/>
                 <w:color w:val="000000"/>
               </w:rPr>
-              <w:t xml:space="preserve">16.784</w:t>
+              <w:t xml:space="preserve">-231.583</w:t>
             </w:r>
           </w:p>
         </w:tc>
@@ -8202,7 +8202,7 @@
                 <w:szCs w:val="22"/>
                 <w:color w:val="000000"/>
               </w:rPr>
-              <w:t xml:space="preserve">0.074</w:t>
+              <w:t xml:space="preserve">0.000</w:t>
             </w:r>
           </w:p>
         </w:tc>
@@ -8257,7 +8257,7 @@
                 <w:szCs w:val="22"/>
                 <w:color w:val="000000"/>
               </w:rPr>
-              <w:t xml:space="preserve">*</w:t>
+              <w:t xml:space="preserve">***</w:t>
             </w:r>
           </w:p>
         </w:tc>
@@ -8312,7 +8312,7 @@
                 <w:szCs w:val="22"/>
                 <w:color w:val="000000"/>
               </w:rPr>
-              <w:t xml:space="preserve">0.681</w:t>
+              <w:t xml:space="preserve">0.104</w:t>
             </w:r>
           </w:p>
         </w:tc>
@@ -8367,7 +8367,7 @@
                 <w:szCs w:val="22"/>
                 <w:color w:val="000000"/>
               </w:rPr>
-              <w:t xml:space="preserve">53,997</w:t>
+              <w:t xml:space="preserve">53,998</w:t>
             </w:r>
           </w:p>
         </w:tc>
@@ -8592,7 +8592,7 @@
                 <w:szCs w:val="22"/>
                 <w:color w:val="000000"/>
               </w:rPr>
-              <w:t xml:space="preserve">-203.281</w:t>
+              <w:t xml:space="preserve">-83.614</w:t>
             </w:r>
           </w:p>
         </w:tc>
@@ -8647,7 +8647,7 @@
                 <w:szCs w:val="22"/>
                 <w:color w:val="000000"/>
               </w:rPr>
-              <w:t xml:space="preserve">-399.456</w:t>
+              <w:t xml:space="preserve">-312.624</w:t>
             </w:r>
           </w:p>
         </w:tc>
@@ -8702,7 +8702,7 @@
                 <w:szCs w:val="22"/>
                 <w:color w:val="000000"/>
               </w:rPr>
-              <w:t xml:space="preserve">-7.105</w:t>
+              <w:t xml:space="preserve">145.396</w:t>
             </w:r>
           </w:p>
         </w:tc>
@@ -8757,7 +8757,7 @@
                 <w:szCs w:val="22"/>
                 <w:color w:val="000000"/>
               </w:rPr>
-              <w:t xml:space="preserve">0.042</w:t>
+              <w:t xml:space="preserve">0.474</w:t>
             </w:r>
           </w:p>
         </w:tc>
@@ -8812,7 +8812,7 @@
                 <w:szCs w:val="22"/>
                 <w:color w:val="000000"/>
               </w:rPr>
-              <w:t xml:space="preserve">**</w:t>
+              <w:t xml:space="preserve"/>
             </w:r>
           </w:p>
         </w:tc>
@@ -8867,7 +8867,7 @@
                 <w:szCs w:val="22"/>
                 <w:color w:val="000000"/>
               </w:rPr>
-              <w:t xml:space="preserve">0.681</w:t>
+              <w:t xml:space="preserve">0.104</w:t>
             </w:r>
           </w:p>
         </w:tc>
@@ -8922,7 +8922,7 @@
                 <w:szCs w:val="22"/>
                 <w:color w:val="000000"/>
               </w:rPr>
-              <w:t xml:space="preserve">53,997</w:t>
+              <w:t xml:space="preserve">53,998</w:t>
             </w:r>
           </w:p>
         </w:tc>
@@ -9147,7 +9147,7 @@
                 <w:szCs w:val="22"/>
                 <w:color w:val="000000"/>
               </w:rPr>
-              <w:t xml:space="preserve">-0.268</w:t>
+              <w:t xml:space="preserve">-1.754</w:t>
             </w:r>
           </w:p>
         </w:tc>
@@ -9202,7 +9202,7 @@
                 <w:szCs w:val="22"/>
                 <w:color w:val="000000"/>
               </w:rPr>
-              <w:t xml:space="preserve">-1.355</w:t>
+              <w:t xml:space="preserve">-2.945</w:t>
             </w:r>
           </w:p>
         </w:tc>
@@ -9257,7 +9257,7 @@
                 <w:szCs w:val="22"/>
                 <w:color w:val="000000"/>
               </w:rPr>
-              <w:t xml:space="preserve">0.819</w:t>
+              <w:t xml:space="preserve">-0.562</w:t>
             </w:r>
           </w:p>
         </w:tc>
@@ -9312,7 +9312,7 @@
                 <w:szCs w:val="22"/>
                 <w:color w:val="000000"/>
               </w:rPr>
-              <w:t xml:space="preserve">0.629</w:t>
+              <w:t xml:space="preserve">0.004</w:t>
             </w:r>
           </w:p>
         </w:tc>
@@ -9367,7 +9367,7 @@
                 <w:szCs w:val="22"/>
                 <w:color w:val="000000"/>
               </w:rPr>
-              <w:t xml:space="preserve"/>
+              <w:t xml:space="preserve">***</w:t>
             </w:r>
           </w:p>
         </w:tc>
@@ -9422,7 +9422,7 @@
                 <w:szCs w:val="22"/>
                 <w:color w:val="000000"/>
               </w:rPr>
-              <w:t xml:space="preserve">0.000</w:t>
+              <w:t xml:space="preserve">0.455</w:t>
             </w:r>
           </w:p>
         </w:tc>
@@ -9477,7 +9477,7 @@
                 <w:szCs w:val="22"/>
                 <w:color w:val="000000"/>
               </w:rPr>
-              <w:t xml:space="preserve">44,612</w:t>
+              <w:t xml:space="preserve">44,615</w:t>
             </w:r>
           </w:p>
         </w:tc>
@@ -9702,7 +9702,7 @@
                 <w:szCs w:val="22"/>
                 <w:color w:val="000000"/>
               </w:rPr>
-              <w:t xml:space="preserve">0.586</w:t>
+              <w:t xml:space="preserve">-1.431</w:t>
             </w:r>
           </w:p>
         </w:tc>
@@ -9757,7 +9757,7 @@
                 <w:szCs w:val="22"/>
                 <w:color w:val="000000"/>
               </w:rPr>
-              <w:t xml:space="preserve">-0.616</w:t>
+              <w:t xml:space="preserve">-2.826</w:t>
             </w:r>
           </w:p>
         </w:tc>
@@ -9812,7 +9812,7 @@
                 <w:szCs w:val="22"/>
                 <w:color w:val="000000"/>
               </w:rPr>
-              <w:t xml:space="preserve">1.789</w:t>
+              <w:t xml:space="preserve">-0.036</w:t>
             </w:r>
           </w:p>
         </w:tc>
@@ -9867,7 +9867,7 @@
                 <w:szCs w:val="22"/>
                 <w:color w:val="000000"/>
               </w:rPr>
-              <w:t xml:space="preserve">0.339</w:t>
+              <w:t xml:space="preserve">0.044</w:t>
             </w:r>
           </w:p>
         </w:tc>
@@ -9922,7 +9922,7 @@
                 <w:szCs w:val="22"/>
                 <w:color w:val="000000"/>
               </w:rPr>
-              <w:t xml:space="preserve"/>
+              <w:t xml:space="preserve">**</w:t>
             </w:r>
           </w:p>
         </w:tc>
@@ -9977,7 +9977,7 @@
                 <w:szCs w:val="22"/>
                 <w:color w:val="000000"/>
               </w:rPr>
-              <w:t xml:space="preserve">0.000</w:t>
+              <w:t xml:space="preserve">0.455</w:t>
             </w:r>
           </w:p>
         </w:tc>
@@ -10032,7 +10032,7 @@
                 <w:szCs w:val="22"/>
                 <w:color w:val="000000"/>
               </w:rPr>
-              <w:t xml:space="preserve">44,612</w:t>
+              <w:t xml:space="preserve">44,615</w:t>
             </w:r>
           </w:p>
         </w:tc>
@@ -10257,7 +10257,7 @@
                 <w:szCs w:val="22"/>
                 <w:color w:val="000000"/>
               </w:rPr>
-              <w:t xml:space="preserve">-1.499</w:t>
+              <w:t xml:space="preserve">-0.966</w:t>
             </w:r>
           </w:p>
         </w:tc>
@@ -10312,7 +10312,7 @@
                 <w:szCs w:val="22"/>
                 <w:color w:val="000000"/>
               </w:rPr>
-              <w:t xml:space="preserve">-2.675</w:t>
+              <w:t xml:space="preserve">-2.437</w:t>
             </w:r>
           </w:p>
         </w:tc>
@@ -10367,7 +10367,7 @@
                 <w:szCs w:val="22"/>
                 <w:color w:val="000000"/>
               </w:rPr>
-              <w:t xml:space="preserve">-0.324</w:t>
+              <w:t xml:space="preserve">0.506</w:t>
             </w:r>
           </w:p>
         </w:tc>
@@ -10422,7 +10422,7 @@
                 <w:szCs w:val="22"/>
                 <w:color w:val="000000"/>
               </w:rPr>
-              <w:t xml:space="preserve">0.012</w:t>
+              <w:t xml:space="preserve">0.198</w:t>
             </w:r>
           </w:p>
         </w:tc>
@@ -10477,7 +10477,7 @@
                 <w:szCs w:val="22"/>
                 <w:color w:val="000000"/>
               </w:rPr>
-              <w:t xml:space="preserve">**</w:t>
+              <w:t xml:space="preserve"/>
             </w:r>
           </w:p>
         </w:tc>
@@ -10532,7 +10532,7 @@
                 <w:szCs w:val="22"/>
                 <w:color w:val="000000"/>
               </w:rPr>
-              <w:t xml:space="preserve">0.000</w:t>
+              <w:t xml:space="preserve">0.455</w:t>
             </w:r>
           </w:p>
         </w:tc>
@@ -10587,7 +10587,7 @@
                 <w:szCs w:val="22"/>
                 <w:color w:val="000000"/>
               </w:rPr>
-              <w:t xml:space="preserve">44,612</w:t>
+              <w:t xml:space="preserve">44,615</w:t>
             </w:r>
           </w:p>
         </w:tc>
@@ -10812,7 +10812,7 @@
                 <w:szCs w:val="22"/>
                 <w:color w:val="000000"/>
               </w:rPr>
-              <w:t xml:space="preserve">-0.808</w:t>
+              <w:t xml:space="preserve">-0.924</w:t>
             </w:r>
           </w:p>
         </w:tc>
@@ -10867,7 +10867,7 @@
                 <w:szCs w:val="22"/>
                 <w:color w:val="000000"/>
               </w:rPr>
-              <w:t xml:space="preserve">-1.791</w:t>
+              <w:t xml:space="preserve">-1.988</w:t>
             </w:r>
           </w:p>
         </w:tc>
@@ -10922,7 +10922,7 @@
                 <w:szCs w:val="22"/>
                 <w:color w:val="000000"/>
               </w:rPr>
-              <w:t xml:space="preserve">0.176</w:t>
+              <w:t xml:space="preserve">0.139</w:t>
             </w:r>
           </w:p>
         </w:tc>
@@ -10977,7 +10977,7 @@
                 <w:szCs w:val="22"/>
                 <w:color w:val="000000"/>
               </w:rPr>
-              <w:t xml:space="preserve">0.107</w:t>
+              <w:t xml:space="preserve">0.089</w:t>
             </w:r>
           </w:p>
         </w:tc>
@@ -11032,7 +11032,7 @@
                 <w:szCs w:val="22"/>
                 <w:color w:val="000000"/>
               </w:rPr>
-              <w:t xml:space="preserve"/>
+              <w:t xml:space="preserve">*</w:t>
             </w:r>
           </w:p>
         </w:tc>
@@ -11087,7 +11087,7 @@
                 <w:szCs w:val="22"/>
                 <w:color w:val="000000"/>
               </w:rPr>
-              <w:t xml:space="preserve">0.005</w:t>
+              <w:t xml:space="preserve">0.000</w:t>
             </w:r>
           </w:p>
         </w:tc>
@@ -11142,7 +11142,7 @@
                 <w:szCs w:val="22"/>
                 <w:color w:val="000000"/>
               </w:rPr>
-              <w:t xml:space="preserve">53,990</w:t>
+              <w:t xml:space="preserve">53,991</w:t>
             </w:r>
           </w:p>
         </w:tc>
@@ -11367,7 +11367,7 @@
                 <w:szCs w:val="22"/>
                 <w:color w:val="000000"/>
               </w:rPr>
-              <w:t xml:space="preserve">-1.011</w:t>
+              <w:t xml:space="preserve">-1.326</w:t>
             </w:r>
           </w:p>
         </w:tc>
@@ -11422,7 +11422,7 @@
                 <w:szCs w:val="22"/>
                 <w:color w:val="000000"/>
               </w:rPr>
-              <w:t xml:space="preserve">-2.109</w:t>
+              <w:t xml:space="preserve">-2.532</w:t>
             </w:r>
           </w:p>
         </w:tc>
@@ -11477,7 +11477,7 @@
                 <w:szCs w:val="22"/>
                 <w:color w:val="000000"/>
               </w:rPr>
-              <w:t xml:space="preserve">0.087</w:t>
+              <w:t xml:space="preserve">-0.119</w:t>
             </w:r>
           </w:p>
         </w:tc>
@@ -11532,7 +11532,7 @@
                 <w:szCs w:val="22"/>
                 <w:color w:val="000000"/>
               </w:rPr>
-              <w:t xml:space="preserve">0.071</w:t>
+              <w:t xml:space="preserve">0.031</w:t>
             </w:r>
           </w:p>
         </w:tc>
@@ -11587,7 +11587,7 @@
                 <w:szCs w:val="22"/>
                 <w:color w:val="000000"/>
               </w:rPr>
-              <w:t xml:space="preserve">*</w:t>
+              <w:t xml:space="preserve">**</w:t>
             </w:r>
           </w:p>
         </w:tc>
@@ -11642,7 +11642,7 @@
                 <w:szCs w:val="22"/>
                 <w:color w:val="000000"/>
               </w:rPr>
-              <w:t xml:space="preserve">0.005</w:t>
+              <w:t xml:space="preserve">0.000</w:t>
             </w:r>
           </w:p>
         </w:tc>
@@ -11697,7 +11697,7 @@
                 <w:szCs w:val="22"/>
                 <w:color w:val="000000"/>
               </w:rPr>
-              <w:t xml:space="preserve">53,990</w:t>
+              <w:t xml:space="preserve">53,991</w:t>
             </w:r>
           </w:p>
         </w:tc>
@@ -11922,7 +11922,7 @@
                 <w:szCs w:val="22"/>
                 <w:color w:val="000000"/>
               </w:rPr>
-              <w:t xml:space="preserve">1.097</w:t>
+              <w:t xml:space="preserve">1.881</w:t>
             </w:r>
           </w:p>
         </w:tc>
@@ -11977,7 +11977,7 @@
                 <w:szCs w:val="22"/>
                 <w:color w:val="000000"/>
               </w:rPr>
-              <w:t xml:space="preserve">-0.101</w:t>
+              <w:t xml:space="preserve">0.367</w:t>
             </w:r>
           </w:p>
         </w:tc>
@@ -12032,7 +12032,7 @@
                 <w:szCs w:val="22"/>
                 <w:color w:val="000000"/>
               </w:rPr>
-              <w:t xml:space="preserve">2.294</w:t>
+              <w:t xml:space="preserve">3.396</w:t>
             </w:r>
           </w:p>
         </w:tc>
@@ -12087,7 +12087,7 @@
                 <w:szCs w:val="22"/>
                 <w:color w:val="000000"/>
               </w:rPr>
-              <w:t xml:space="preserve">0.073</w:t>
+              <w:t xml:space="preserve">0.015</w:t>
             </w:r>
           </w:p>
         </w:tc>
@@ -12142,7 +12142,7 @@
                 <w:szCs w:val="22"/>
                 <w:color w:val="000000"/>
               </w:rPr>
-              <w:t xml:space="preserve">*</w:t>
+              <w:t xml:space="preserve">**</w:t>
             </w:r>
           </w:p>
         </w:tc>
@@ -12197,7 +12197,7 @@
                 <w:szCs w:val="22"/>
                 <w:color w:val="000000"/>
               </w:rPr>
-              <w:t xml:space="preserve">0.005</w:t>
+              <w:t xml:space="preserve">0.000</w:t>
             </w:r>
           </w:p>
         </w:tc>
@@ -12252,7 +12252,7 @@
                 <w:szCs w:val="22"/>
                 <w:color w:val="000000"/>
               </w:rPr>
-              <w:t xml:space="preserve">53,990</w:t>
+              <w:t xml:space="preserve">53,991</w:t>
             </w:r>
           </w:p>
         </w:tc>
@@ -12477,7 +12477,7 @@
                 <w:szCs w:val="22"/>
                 <w:color w:val="000000"/>
               </w:rPr>
-              <w:t xml:space="preserve">0.362</w:t>
+              <w:t xml:space="preserve">-0.720</w:t>
             </w:r>
           </w:p>
         </w:tc>
@@ -12532,7 +12532,7 @@
                 <w:szCs w:val="22"/>
                 <w:color w:val="000000"/>
               </w:rPr>
-              <w:t xml:space="preserve">-0.865</w:t>
+              <w:t xml:space="preserve">-2.019</w:t>
             </w:r>
           </w:p>
         </w:tc>
@@ -12587,7 +12587,7 @@
                 <w:szCs w:val="22"/>
                 <w:color w:val="000000"/>
               </w:rPr>
-              <w:t xml:space="preserve">1.590</w:t>
+              <w:t xml:space="preserve">0.580</w:t>
             </w:r>
           </w:p>
         </w:tc>
@@ -12642,7 +12642,7 @@
                 <w:szCs w:val="22"/>
                 <w:color w:val="000000"/>
               </w:rPr>
-              <w:t xml:space="preserve">0.563</w:t>
+              <w:t xml:space="preserve">0.278</w:t>
             </w:r>
           </w:p>
         </w:tc>
@@ -12752,7 +12752,7 @@
                 <w:szCs w:val="22"/>
                 <w:color w:val="000000"/>
               </w:rPr>
-              <w:t xml:space="preserve">0.000</w:t>
+              <w:t xml:space="preserve">0.834</w:t>
             </w:r>
           </w:p>
         </w:tc>
@@ -12807,7 +12807,7 @@
                 <w:szCs w:val="22"/>
                 <w:color w:val="000000"/>
               </w:rPr>
-              <w:t xml:space="preserve">50,184</w:t>
+              <w:t xml:space="preserve">50,185</w:t>
             </w:r>
           </w:p>
         </w:tc>
@@ -13032,7 +13032,7 @@
                 <w:szCs w:val="22"/>
                 <w:color w:val="000000"/>
               </w:rPr>
-              <w:t xml:space="preserve">1.283</w:t>
+              <w:t xml:space="preserve">-0.528</w:t>
             </w:r>
           </w:p>
         </w:tc>
@@ -13087,7 +13087,7 @@
                 <w:szCs w:val="22"/>
                 <w:color w:val="000000"/>
               </w:rPr>
-              <w:t xml:space="preserve">-0.051</w:t>
+              <w:t xml:space="preserve">-1.960</w:t>
             </w:r>
           </w:p>
         </w:tc>
@@ -13142,7 +13142,7 @@
                 <w:szCs w:val="22"/>
                 <w:color w:val="000000"/>
               </w:rPr>
-              <w:t xml:space="preserve">2.616</w:t>
+              <w:t xml:space="preserve">0.904</w:t>
             </w:r>
           </w:p>
         </w:tc>
@@ -13197,7 +13197,7 @@
                 <w:szCs w:val="22"/>
                 <w:color w:val="000000"/>
               </w:rPr>
-              <w:t xml:space="preserve">0.059</w:t>
+              <w:t xml:space="preserve">0.470</w:t>
             </w:r>
           </w:p>
         </w:tc>
@@ -13252,7 +13252,7 @@
                 <w:szCs w:val="22"/>
                 <w:color w:val="000000"/>
               </w:rPr>
-              <w:t xml:space="preserve">*</w:t>
+              <w:t xml:space="preserve"/>
             </w:r>
           </w:p>
         </w:tc>
@@ -13307,7 +13307,7 @@
                 <w:szCs w:val="22"/>
                 <w:color w:val="000000"/>
               </w:rPr>
-              <w:t xml:space="preserve">0.000</w:t>
+              <w:t xml:space="preserve">0.834</w:t>
             </w:r>
           </w:p>
         </w:tc>
@@ -13362,7 +13362,7 @@
                 <w:szCs w:val="22"/>
                 <w:color w:val="000000"/>
               </w:rPr>
-              <w:t xml:space="preserve">50,184</w:t>
+              <w:t xml:space="preserve">50,185</w:t>
             </w:r>
           </w:p>
         </w:tc>
@@ -13587,7 +13587,7 @@
                 <w:szCs w:val="22"/>
                 <w:color w:val="000000"/>
               </w:rPr>
-              <w:t xml:space="preserve">-2.045</w:t>
+              <w:t xml:space="preserve">-0.325</w:t>
             </w:r>
           </w:p>
         </w:tc>
@@ -13642,7 +13642,7 @@
                 <w:szCs w:val="22"/>
                 <w:color w:val="000000"/>
               </w:rPr>
-              <w:t xml:space="preserve">-3.357</w:t>
+              <w:t xml:space="preserve">-1.900</w:t>
             </w:r>
           </w:p>
         </w:tc>
@@ -13697,7 +13697,7 @@
                 <w:szCs w:val="22"/>
                 <w:color w:val="000000"/>
               </w:rPr>
-              <w:t xml:space="preserve">-0.734</w:t>
+              <w:t xml:space="preserve">1.249</w:t>
             </w:r>
           </w:p>
         </w:tc>
@@ -13752,7 +13752,7 @@
                 <w:szCs w:val="22"/>
                 <w:color w:val="000000"/>
               </w:rPr>
-              <w:t xml:space="preserve">0.002</w:t>
+              <w:t xml:space="preserve">0.686</w:t>
             </w:r>
           </w:p>
         </w:tc>
@@ -13807,7 +13807,7 @@
                 <w:szCs w:val="22"/>
                 <w:color w:val="000000"/>
               </w:rPr>
-              <w:t xml:space="preserve">***</w:t>
+              <w:t xml:space="preserve"/>
             </w:r>
           </w:p>
         </w:tc>
@@ -13862,7 +13862,7 @@
                 <w:szCs w:val="22"/>
                 <w:color w:val="000000"/>
               </w:rPr>
-              <w:t xml:space="preserve">0.000</w:t>
+              <w:t xml:space="preserve">0.834</w:t>
             </w:r>
           </w:p>
         </w:tc>
@@ -13917,7 +13917,7 @@
                 <w:szCs w:val="22"/>
                 <w:color w:val="000000"/>
               </w:rPr>
-              <w:t xml:space="preserve">50,184</w:t>
+              <w:t xml:space="preserve">50,185</w:t>
             </w:r>
           </w:p>
         </w:tc>
@@ -14142,7 +14142,7 @@
                 <w:szCs w:val="22"/>
                 <w:color w:val="000000"/>
               </w:rPr>
-              <w:t xml:space="preserve">0.280</w:t>
+              <w:t xml:space="preserve">-1.200</w:t>
             </w:r>
           </w:p>
         </w:tc>
@@ -14197,7 +14197,7 @@
                 <w:szCs w:val="22"/>
                 <w:color w:val="000000"/>
               </w:rPr>
-              <w:t xml:space="preserve">-0.895</w:t>
+              <w:t xml:space="preserve">-2.458</w:t>
             </w:r>
           </w:p>
         </w:tc>
@@ -14252,7 +14252,7 @@
                 <w:szCs w:val="22"/>
                 <w:color w:val="000000"/>
               </w:rPr>
-              <w:t xml:space="preserve">1.455</w:t>
+              <w:t xml:space="preserve">0.058</w:t>
             </w:r>
           </w:p>
         </w:tc>
@@ -14307,7 +14307,7 @@
                 <w:szCs w:val="22"/>
                 <w:color w:val="000000"/>
               </w:rPr>
-              <w:t xml:space="preserve">0.640</w:t>
+              <w:t xml:space="preserve">0.062</w:t>
             </w:r>
           </w:p>
         </w:tc>
@@ -14362,7 +14362,7 @@
                 <w:szCs w:val="22"/>
                 <w:color w:val="000000"/>
               </w:rPr>
-              <w:t xml:space="preserve"/>
+              <w:t xml:space="preserve">*</w:t>
             </w:r>
           </w:p>
         </w:tc>
@@ -14417,7 +14417,7 @@
                 <w:szCs w:val="22"/>
                 <w:color w:val="000000"/>
               </w:rPr>
-              <w:t xml:space="preserve">0.000</w:t>
+              <w:t xml:space="preserve">0.341</w:t>
             </w:r>
           </w:p>
         </w:tc>
@@ -14472,7 +14472,7 @@
                 <w:szCs w:val="22"/>
                 <w:color w:val="000000"/>
               </w:rPr>
-              <w:t xml:space="preserve">50,184</w:t>
+              <w:t xml:space="preserve">50,185</w:t>
             </w:r>
           </w:p>
         </w:tc>
@@ -14697,7 +14697,7 @@
                 <w:szCs w:val="22"/>
                 <w:color w:val="000000"/>
               </w:rPr>
-              <w:t xml:space="preserve">1.119</w:t>
+              <w:t xml:space="preserve">-1.011</w:t>
             </w:r>
           </w:p>
         </w:tc>
@@ -14752,7 +14752,7 @@
                 <w:szCs w:val="22"/>
                 <w:color w:val="000000"/>
               </w:rPr>
-              <w:t xml:space="preserve">-0.175</w:t>
+              <w:t xml:space="preserve">-2.433</w:t>
             </w:r>
           </w:p>
         </w:tc>
@@ -14807,7 +14807,7 @@
                 <w:szCs w:val="22"/>
                 <w:color w:val="000000"/>
               </w:rPr>
-              <w:t xml:space="preserve">2.413</w:t>
+              <w:t xml:space="preserve">0.411</w:t>
             </w:r>
           </w:p>
         </w:tc>
@@ -14862,7 +14862,7 @@
                 <w:szCs w:val="22"/>
                 <w:color w:val="000000"/>
               </w:rPr>
-              <w:t xml:space="preserve">0.090</w:t>
+              <w:t xml:space="preserve">0.163</w:t>
             </w:r>
           </w:p>
         </w:tc>
@@ -14917,7 +14917,7 @@
                 <w:szCs w:val="22"/>
                 <w:color w:val="000000"/>
               </w:rPr>
-              <w:t xml:space="preserve">*</w:t>
+              <w:t xml:space="preserve"/>
             </w:r>
           </w:p>
         </w:tc>
@@ -14972,7 +14972,7 @@
                 <w:szCs w:val="22"/>
                 <w:color w:val="000000"/>
               </w:rPr>
-              <w:t xml:space="preserve">0.000</w:t>
+              <w:t xml:space="preserve">0.341</w:t>
             </w:r>
           </w:p>
         </w:tc>
@@ -15027,7 +15027,7 @@
                 <w:szCs w:val="22"/>
                 <w:color w:val="000000"/>
               </w:rPr>
-              <w:t xml:space="preserve">50,184</w:t>
+              <w:t xml:space="preserve">50,185</w:t>
             </w:r>
           </w:p>
         </w:tc>
@@ -15252,7 +15252,7 @@
                 <w:szCs w:val="22"/>
                 <w:color w:val="000000"/>
               </w:rPr>
-              <w:t xml:space="preserve">-1.263</w:t>
+              <w:t xml:space="preserve">-0.113</w:t>
             </w:r>
           </w:p>
         </w:tc>
@@ -15307,7 +15307,7 @@
                 <w:szCs w:val="22"/>
                 <w:color w:val="000000"/>
               </w:rPr>
-              <w:t xml:space="preserve">-2.513</w:t>
+              <w:t xml:space="preserve">-1.660</w:t>
             </w:r>
           </w:p>
         </w:tc>
@@ -15362,7 +15362,7 @@
                 <w:szCs w:val="22"/>
                 <w:color w:val="000000"/>
               </w:rPr>
-              <w:t xml:space="preserve">-0.013</w:t>
+              <w:t xml:space="preserve">1.434</w:t>
             </w:r>
           </w:p>
         </w:tc>
@@ -15417,7 +15417,7 @@
                 <w:szCs w:val="22"/>
                 <w:color w:val="000000"/>
               </w:rPr>
-              <w:t xml:space="preserve">0.048</w:t>
+              <w:t xml:space="preserve">0.886</w:t>
             </w:r>
           </w:p>
         </w:tc>
@@ -15472,7 +15472,7 @@
                 <w:szCs w:val="22"/>
                 <w:color w:val="000000"/>
               </w:rPr>
-              <w:t xml:space="preserve">**</w:t>
+              <w:t xml:space="preserve"/>
             </w:r>
           </w:p>
         </w:tc>
@@ -15527,7 +15527,7 @@
                 <w:szCs w:val="22"/>
                 <w:color w:val="000000"/>
               </w:rPr>
-              <w:t xml:space="preserve">0.000</w:t>
+              <w:t xml:space="preserve">0.341</w:t>
             </w:r>
           </w:p>
         </w:tc>
@@ -15582,7 +15582,7 @@
                 <w:szCs w:val="22"/>
                 <w:color w:val="000000"/>
               </w:rPr>
-              <w:t xml:space="preserve">50,184</w:t>
+              <w:t xml:space="preserve">50,185</w:t>
             </w:r>
           </w:p>
         </w:tc>
@@ -15807,7 +15807,7 @@
                 <w:szCs w:val="22"/>
                 <w:color w:val="000000"/>
               </w:rPr>
-              <w:t xml:space="preserve">-1.504</w:t>
+              <w:t xml:space="preserve">-3.071</w:t>
             </w:r>
           </w:p>
         </w:tc>
@@ -15862,7 +15862,7 @@
                 <w:szCs w:val="22"/>
                 <w:color w:val="000000"/>
               </w:rPr>
-              <w:t xml:space="preserve">-2.595</w:t>
+              <w:t xml:space="preserve">-4.260</w:t>
             </w:r>
           </w:p>
         </w:tc>
@@ -15917,7 +15917,7 @@
                 <w:szCs w:val="22"/>
                 <w:color w:val="000000"/>
               </w:rPr>
-              <w:t xml:space="preserve">-0.414</w:t>
+              <w:t xml:space="preserve">-1.883</w:t>
             </w:r>
           </w:p>
         </w:tc>
@@ -15972,7 +15972,7 @@
                 <w:szCs w:val="22"/>
                 <w:color w:val="000000"/>
               </w:rPr>
-              <w:t xml:space="preserve">0.007</w:t>
+              <w:t xml:space="preserve">0.000</w:t>
             </w:r>
           </w:p>
         </w:tc>
@@ -16082,7 +16082,7 @@
                 <w:szCs w:val="22"/>
                 <w:color w:val="000000"/>
               </w:rPr>
-              <w:t xml:space="preserve">0.003</w:t>
+              <w:t xml:space="preserve">0.004</w:t>
             </w:r>
           </w:p>
         </w:tc>
@@ -16137,7 +16137,7 @@
                 <w:szCs w:val="22"/>
                 <w:color w:val="000000"/>
               </w:rPr>
-              <w:t xml:space="preserve">53,974</w:t>
+              <w:t xml:space="preserve">53,975</w:t>
             </w:r>
           </w:p>
         </w:tc>
@@ -16362,7 +16362,7 @@
                 <w:szCs w:val="22"/>
                 <w:color w:val="000000"/>
               </w:rPr>
-              <w:t xml:space="preserve">-0.912</w:t>
+              <w:t xml:space="preserve">-3.225</w:t>
             </w:r>
           </w:p>
         </w:tc>
@@ -16417,7 +16417,7 @@
                 <w:szCs w:val="22"/>
                 <w:color w:val="000000"/>
               </w:rPr>
-              <w:t xml:space="preserve">-2.125</w:t>
+              <w:t xml:space="preserve">-4.581</w:t>
             </w:r>
           </w:p>
         </w:tc>
@@ -16472,7 +16472,7 @@
                 <w:szCs w:val="22"/>
                 <w:color w:val="000000"/>
               </w:rPr>
-              <w:t xml:space="preserve">0.301</w:t>
+              <w:t xml:space="preserve">-1.869</w:t>
             </w:r>
           </w:p>
         </w:tc>
@@ -16527,7 +16527,7 @@
                 <w:szCs w:val="22"/>
                 <w:color w:val="000000"/>
               </w:rPr>
-              <w:t xml:space="preserve">0.140</w:t>
+              <w:t xml:space="preserve">0.000</w:t>
             </w:r>
           </w:p>
         </w:tc>
@@ -16582,7 +16582,7 @@
                 <w:szCs w:val="22"/>
                 <w:color w:val="000000"/>
               </w:rPr>
-              <w:t xml:space="preserve"/>
+              <w:t xml:space="preserve">***</w:t>
             </w:r>
           </w:p>
         </w:tc>
@@ -16637,7 +16637,7 @@
                 <w:szCs w:val="22"/>
                 <w:color w:val="000000"/>
               </w:rPr>
-              <w:t xml:space="preserve">0.003</w:t>
+              <w:t xml:space="preserve">0.004</w:t>
             </w:r>
           </w:p>
         </w:tc>
@@ -16692,7 +16692,7 @@
                 <w:szCs w:val="22"/>
                 <w:color w:val="000000"/>
               </w:rPr>
-              <w:t xml:space="preserve">53,974</w:t>
+              <w:t xml:space="preserve">53,975</w:t>
             </w:r>
           </w:p>
         </w:tc>
@@ -16917,7 +16917,7 @@
                 <w:szCs w:val="22"/>
                 <w:color w:val="000000"/>
               </w:rPr>
-              <w:t xml:space="preserve">-1.729</w:t>
+              <w:t xml:space="preserve">-0.701</w:t>
             </w:r>
           </w:p>
         </w:tc>
@@ -16972,7 +16972,7 @@
                 <w:szCs w:val="22"/>
                 <w:color w:val="000000"/>
               </w:rPr>
-              <w:t xml:space="preserve">-3.056</w:t>
+              <w:t xml:space="preserve">-2.288</w:t>
             </w:r>
           </w:p>
         </w:tc>
@@ -17027,7 +17027,7 @@
                 <w:szCs w:val="22"/>
                 <w:color w:val="000000"/>
               </w:rPr>
-              <w:t xml:space="preserve">-0.403</w:t>
+              <w:t xml:space="preserve">0.887</w:t>
             </w:r>
           </w:p>
         </w:tc>
@@ -17082,7 +17082,7 @@
                 <w:szCs w:val="22"/>
                 <w:color w:val="000000"/>
               </w:rPr>
-              <w:t xml:space="preserve">0.011</w:t>
+              <w:t xml:space="preserve">0.387</w:t>
             </w:r>
           </w:p>
         </w:tc>
@@ -17137,7 +17137,7 @@
                 <w:szCs w:val="22"/>
                 <w:color w:val="000000"/>
               </w:rPr>
-              <w:t xml:space="preserve">**</w:t>
+              <w:t xml:space="preserve"/>
             </w:r>
           </w:p>
         </w:tc>
@@ -17192,7 +17192,7 @@
                 <w:szCs w:val="22"/>
                 <w:color w:val="000000"/>
               </w:rPr>
-              <w:t xml:space="preserve">0.003</w:t>
+              <w:t xml:space="preserve">0.004</w:t>
             </w:r>
           </w:p>
         </w:tc>
@@ -17247,7 +17247,7 @@
                 <w:szCs w:val="22"/>
                 <w:color w:val="000000"/>
               </w:rPr>
-              <w:t xml:space="preserve">53,974</w:t>
+              <w:t xml:space="preserve">53,975</w:t>
             </w:r>
           </w:p>
         </w:tc>
